--- a/Shablons/xizmat/bildirgi.docx
+++ b/Shablons/xizmat/bildirgi.docx
@@ -1,6 +1,6 @@
 
 <file path=word/document.xml><?xml version="1.0" encoding="utf-8"?>
-<w:document xmlns:wpc="http://schemas.microsoft.com/office/word/2010/wordprocessingCanvas" xmlns:cx="http://schemas.microsoft.com/office/drawing/2014/chartex" xmlns:cx1="http://schemas.microsoft.com/office/drawing/2015/9/8/chartex" xmlns:cx2="http://schemas.microsoft.com/office/drawing/2015/10/21/chartex" xmlns:cx3="http://schemas.microsoft.com/office/drawing/2016/5/9/chartex" xmlns:cx4="http://schemas.microsoft.com/office/drawing/2016/5/10/chartex" xmlns:cx5="http://schemas.microsoft.com/office/drawing/2016/5/11/chartex" xmlns:cx6="http://schemas.microsoft.com/office/drawing/2016/5/12/chartex" xmlns:cx7="http://schemas.microsoft.com/office/drawing/2016/5/13/chartex" xmlns:cx8="http://schemas.microsoft.com/office/drawing/2016/5/14/chartex" xmlns:mc="http://schemas.openxmlformats.org/markup-compatibility/2006" xmlns:aink="http://schemas.microsoft.com/office/drawing/2016/ink" xmlns:am3d="http://schemas.microsoft.com/office/drawing/2017/model3d" xmlns:o="urn:schemas-microsoft-com:office:office" xmlns:oel="http://schemas.microsoft.com/office/2019/extlst" xmlns:r="http://schemas.openxmlformats.org/officeDocument/2006/relationships" xmlns:m="http://schemas.openxmlformats.org/officeDocument/2006/math" xmlns:v="urn:schemas-microsoft-com:vml" xmlns:wp14="http://schemas.microsoft.com/office/word/2010/wordprocessingDrawing" xmlns:wp="http://schemas.openxmlformats.org/drawingml/2006/wordprocessingDrawing" xmlns:w10="urn:schemas-microsoft-com:office:word" xmlns:w="http://schemas.openxmlformats.org/wordprocessingml/2006/main" xmlns:w14="http://schemas.microsoft.com/office/word/2010/wordml" xmlns:w15="http://schemas.microsoft.com/office/word/2012/wordml" xmlns:w16cex="http://schemas.microsoft.com/office/word/2018/wordml/cex" xmlns:w16cid="http://schemas.microsoft.com/office/word/2016/wordml/cid" xmlns:w16="http://schemas.microsoft.com/office/word/2018/wordml" xmlns:w16du="http://schemas.microsoft.com/office/word/2023/wordml/word16du" xmlns:w16sdtdh="http://schemas.microsoft.com/office/word/2020/wordml/sdtdatahash" xmlns:w16sdtfl="http://schemas.microsoft.com/office/word/2024/wordml/sdtformatlock" xmlns:w16se="http://schemas.microsoft.com/office/word/2015/wordml/symex" xmlns:wpg="http://schemas.microsoft.com/office/word/2010/wordprocessingGroup" xmlns:wpi="http://schemas.microsoft.com/office/word/2010/wordprocessingInk" xmlns:wne="http://schemas.microsoft.com/office/word/2006/wordml" xmlns:wps="http://schemas.microsoft.com/office/word/2010/wordprocessingShape" mc:Ignorable="w14 w15 w16se w16cid w16 w16cex w16sdtdh w16sdtfl w16du wp14">
+<w:document xmlns:wpc="http://schemas.microsoft.com/office/word/2010/wordprocessingCanvas" xmlns:cx="http://schemas.microsoft.com/office/drawing/2014/chartex" xmlns:cx1="http://schemas.microsoft.com/office/drawing/2015/9/8/chartex" xmlns:cx2="http://schemas.microsoft.com/office/drawing/2015/10/21/chartex" xmlns:cx3="http://schemas.microsoft.com/office/drawing/2016/5/9/chartex" xmlns:cx4="http://schemas.microsoft.com/office/drawing/2016/5/10/chartex" xmlns:cx5="http://schemas.microsoft.com/office/drawing/2016/5/11/chartex" xmlns:cx6="http://schemas.microsoft.com/office/drawing/2016/5/12/chartex" xmlns:cx7="http://schemas.microsoft.com/office/drawing/2016/5/13/chartex" xmlns:cx8="http://schemas.microsoft.com/office/drawing/2016/5/14/chartex" xmlns:mc="http://schemas.openxmlformats.org/markup-compatibility/2006" xmlns:aink="http://schemas.microsoft.com/office/drawing/2016/ink" xmlns:am3d="http://schemas.microsoft.com/office/drawing/2017/model3d" xmlns:o="urn:schemas-microsoft-com:office:office" xmlns:r="http://schemas.openxmlformats.org/officeDocument/2006/relationships" xmlns:m="http://schemas.openxmlformats.org/officeDocument/2006/math" xmlns:v="urn:schemas-microsoft-com:vml" xmlns:wp14="http://schemas.microsoft.com/office/word/2010/wordprocessingDrawing" xmlns:wp="http://schemas.openxmlformats.org/drawingml/2006/wordprocessingDrawing" xmlns:w10="urn:schemas-microsoft-com:office:word" xmlns:w="http://schemas.openxmlformats.org/wordprocessingml/2006/main" xmlns:w14="http://schemas.microsoft.com/office/word/2010/wordml" xmlns:w15="http://schemas.microsoft.com/office/word/2012/wordml" xmlns:w16cex="http://schemas.microsoft.com/office/word/2018/wordml/cex" xmlns:w16cid="http://schemas.microsoft.com/office/word/2016/wordml/cid" xmlns:w16="http://schemas.microsoft.com/office/word/2018/wordml" xmlns:w16se="http://schemas.microsoft.com/office/word/2015/wordml/symex" xmlns:wpg="http://schemas.microsoft.com/office/word/2010/wordprocessingGroup" xmlns:wpi="http://schemas.microsoft.com/office/word/2010/wordprocessingInk" xmlns:wne="http://schemas.microsoft.com/office/word/2006/wordml" xmlns:wps="http://schemas.microsoft.com/office/word/2010/wordprocessingShape" mc:Ignorable="w14 w15 w16se w16cid w16 w16cex wp14">
   <w:body>
     <w:p>
       <w:pPr>
@@ -22,7 +22,6 @@
           <w:rFonts w:ascii="Times New Roman" w:hAnsi="Times New Roman" w:cs="Times New Roman"/>
           <w:b/>
           <w:bCs/>
-          <w:color w:val="4472C4" w:themeColor="accent1"/>
           <w:sz w:val="28"/>
           <w:szCs w:val="28"/>
           <w:lang w:val="en-US"/>
@@ -35,20 +34,18 @@
           <w:rFonts w:ascii="Times New Roman" w:hAnsi="Times New Roman" w:cs="Times New Roman"/>
           <w:b/>
           <w:bCs/>
-          <w:color w:val="4472C4" w:themeColor="accent1"/>
-          <w:sz w:val="28"/>
-          <w:szCs w:val="28"/>
-          <w:lang w:val="en-US"/>
-        </w:rPr>
-        <w:t xml:space="preserve"> </w:t>
-      </w:r>
-      <w:proofErr w:type="spellStart"/>
-      <w:r>
-        <w:rPr>
-          <w:rFonts w:ascii="Times New Roman" w:hAnsi="Times New Roman" w:cs="Times New Roman"/>
-          <w:b/>
-          <w:bCs/>
-          <w:color w:val="4472C4" w:themeColor="accent1"/>
+          <w:sz w:val="28"/>
+          <w:szCs w:val="28"/>
+          <w:lang w:val="en-US"/>
+        </w:rPr>
+        <w:t xml:space="preserve"> </w:t>
+      </w:r>
+      <w:proofErr w:type="spellStart"/>
+      <w:r>
+        <w:rPr>
+          <w:rFonts w:ascii="Times New Roman" w:hAnsi="Times New Roman" w:cs="Times New Roman"/>
+          <w:b/>
+          <w:bCs/>
           <w:sz w:val="28"/>
           <w:szCs w:val="28"/>
           <w:lang w:val="en-US"/>
@@ -61,20 +58,18 @@
           <w:rFonts w:ascii="Times New Roman" w:hAnsi="Times New Roman" w:cs="Times New Roman"/>
           <w:b/>
           <w:bCs/>
-          <w:color w:val="4472C4" w:themeColor="accent1"/>
-          <w:sz w:val="28"/>
-          <w:szCs w:val="28"/>
-          <w:lang w:val="en-US"/>
-        </w:rPr>
-        <w:t xml:space="preserve"> </w:t>
-      </w:r>
-      <w:proofErr w:type="spellStart"/>
-      <w:r>
-        <w:rPr>
-          <w:rFonts w:ascii="Times New Roman" w:hAnsi="Times New Roman" w:cs="Times New Roman"/>
-          <w:b/>
-          <w:bCs/>
-          <w:color w:val="4472C4" w:themeColor="accent1"/>
+          <w:sz w:val="28"/>
+          <w:szCs w:val="28"/>
+          <w:lang w:val="en-US"/>
+        </w:rPr>
+        <w:t xml:space="preserve"> </w:t>
+      </w:r>
+      <w:proofErr w:type="spellStart"/>
+      <w:r>
+        <w:rPr>
+          <w:rFonts w:ascii="Times New Roman" w:hAnsi="Times New Roman" w:cs="Times New Roman"/>
+          <w:b/>
+          <w:bCs/>
           <w:sz w:val="28"/>
           <w:szCs w:val="28"/>
           <w:lang w:val="en-US"/>
@@ -87,20 +82,18 @@
           <w:rFonts w:ascii="Times New Roman" w:hAnsi="Times New Roman" w:cs="Times New Roman"/>
           <w:b/>
           <w:bCs/>
-          <w:color w:val="4472C4" w:themeColor="accent1"/>
-          <w:sz w:val="28"/>
-          <w:szCs w:val="28"/>
-          <w:lang w:val="en-US"/>
-        </w:rPr>
-        <w:t xml:space="preserve"> </w:t>
-      </w:r>
-      <w:proofErr w:type="spellStart"/>
-      <w:r>
-        <w:rPr>
-          <w:rFonts w:ascii="Times New Roman" w:hAnsi="Times New Roman" w:cs="Times New Roman"/>
-          <w:b/>
-          <w:bCs/>
-          <w:color w:val="4472C4" w:themeColor="accent1"/>
+          <w:sz w:val="28"/>
+          <w:szCs w:val="28"/>
+          <w:lang w:val="en-US"/>
+        </w:rPr>
+        <w:t xml:space="preserve"> </w:t>
+      </w:r>
+      <w:proofErr w:type="spellStart"/>
+      <w:r>
+        <w:rPr>
+          <w:rFonts w:ascii="Times New Roman" w:hAnsi="Times New Roman" w:cs="Times New Roman"/>
+          <w:b/>
+          <w:bCs/>
           <w:sz w:val="28"/>
           <w:szCs w:val="28"/>
           <w:lang w:val="en-US"/>
@@ -112,7 +105,6 @@
           <w:rFonts w:ascii="Times New Roman" w:hAnsi="Times New Roman" w:cs="Times New Roman"/>
           <w:b/>
           <w:bCs/>
-          <w:color w:val="4472C4" w:themeColor="accent1"/>
           <w:sz w:val="28"/>
           <w:szCs w:val="28"/>
           <w:lang w:val="en-US"/>
@@ -125,20 +117,18 @@
           <w:rFonts w:ascii="Times New Roman" w:hAnsi="Times New Roman" w:cs="Times New Roman"/>
           <w:b/>
           <w:bCs/>
-          <w:color w:val="4472C4" w:themeColor="accent1"/>
-          <w:sz w:val="28"/>
-          <w:szCs w:val="28"/>
-          <w:lang w:val="en-US"/>
-        </w:rPr>
-        <w:t xml:space="preserve"> </w:t>
-      </w:r>
-      <w:proofErr w:type="spellStart"/>
-      <w:r>
-        <w:rPr>
-          <w:rFonts w:ascii="Times New Roman" w:hAnsi="Times New Roman" w:cs="Times New Roman"/>
-          <w:b/>
-          <w:bCs/>
-          <w:color w:val="4472C4" w:themeColor="accent1"/>
+          <w:sz w:val="28"/>
+          <w:szCs w:val="28"/>
+          <w:lang w:val="en-US"/>
+        </w:rPr>
+        <w:t xml:space="preserve"> </w:t>
+      </w:r>
+      <w:proofErr w:type="spellStart"/>
+      <w:r>
+        <w:rPr>
+          <w:rFonts w:ascii="Times New Roman" w:hAnsi="Times New Roman" w:cs="Times New Roman"/>
+          <w:b/>
+          <w:bCs/>
           <w:sz w:val="28"/>
           <w:szCs w:val="28"/>
           <w:lang w:val="en-US"/>
@@ -151,20 +141,18 @@
           <w:rFonts w:ascii="Times New Roman" w:hAnsi="Times New Roman" w:cs="Times New Roman"/>
           <w:b/>
           <w:bCs/>
-          <w:color w:val="4472C4" w:themeColor="accent1"/>
-          <w:sz w:val="28"/>
-          <w:szCs w:val="28"/>
-          <w:lang w:val="en-US"/>
-        </w:rPr>
-        <w:t xml:space="preserve"> </w:t>
-      </w:r>
-      <w:proofErr w:type="spellStart"/>
-      <w:r>
-        <w:rPr>
-          <w:rFonts w:ascii="Times New Roman" w:hAnsi="Times New Roman" w:cs="Times New Roman"/>
-          <w:b/>
-          <w:bCs/>
-          <w:color w:val="4472C4" w:themeColor="accent1"/>
+          <w:sz w:val="28"/>
+          <w:szCs w:val="28"/>
+          <w:lang w:val="en-US"/>
+        </w:rPr>
+        <w:t xml:space="preserve"> </w:t>
+      </w:r>
+      <w:proofErr w:type="spellStart"/>
+      <w:r>
+        <w:rPr>
+          <w:rFonts w:ascii="Times New Roman" w:hAnsi="Times New Roman" w:cs="Times New Roman"/>
+          <w:b/>
+          <w:bCs/>
           <w:sz w:val="28"/>
           <w:szCs w:val="28"/>
           <w:lang w:val="en-US"/>
@@ -177,20 +165,18 @@
           <w:rFonts w:ascii="Times New Roman" w:hAnsi="Times New Roman" w:cs="Times New Roman"/>
           <w:b/>
           <w:bCs/>
-          <w:color w:val="4472C4" w:themeColor="accent1"/>
-          <w:sz w:val="28"/>
-          <w:szCs w:val="28"/>
-          <w:lang w:val="en-US"/>
-        </w:rPr>
-        <w:t xml:space="preserve"> </w:t>
-      </w:r>
-      <w:proofErr w:type="spellStart"/>
-      <w:r>
-        <w:rPr>
-          <w:rFonts w:ascii="Times New Roman" w:hAnsi="Times New Roman" w:cs="Times New Roman"/>
-          <w:b/>
-          <w:bCs/>
-          <w:color w:val="4472C4" w:themeColor="accent1"/>
+          <w:sz w:val="28"/>
+          <w:szCs w:val="28"/>
+          <w:lang w:val="en-US"/>
+        </w:rPr>
+        <w:t xml:space="preserve"> </w:t>
+      </w:r>
+      <w:proofErr w:type="spellStart"/>
+      <w:r>
+        <w:rPr>
+          <w:rFonts w:ascii="Times New Roman" w:hAnsi="Times New Roman" w:cs="Times New Roman"/>
+          <w:b/>
+          <w:bCs/>
           <w:sz w:val="28"/>
           <w:szCs w:val="28"/>
           <w:lang w:val="en-US"/>
@@ -203,37 +189,23 @@
           <w:rFonts w:ascii="Times New Roman" w:hAnsi="Times New Roman" w:cs="Times New Roman"/>
           <w:b/>
           <w:bCs/>
-          <w:color w:val="4472C4" w:themeColor="accent1"/>
-          <w:sz w:val="28"/>
-          <w:szCs w:val="28"/>
-          <w:lang w:val="en-US"/>
-        </w:rPr>
-        <w:t xml:space="preserve"> </w:t>
-      </w:r>
-      <w:proofErr w:type="spellStart"/>
-      <w:proofErr w:type="gramStart"/>
-      <w:r>
-        <w:rPr>
-          <w:rFonts w:ascii="Times New Roman" w:hAnsi="Times New Roman" w:cs="Times New Roman"/>
-          <w:b/>
-          <w:bCs/>
-          <w:sz w:val="28"/>
-          <w:szCs w:val="28"/>
-          <w:lang w:val="en-US"/>
-        </w:rPr>
-        <w:t>boshlig‘</w:t>
-      </w:r>
-      <w:proofErr w:type="gramEnd"/>
-      <w:r>
-        <w:rPr>
-          <w:rFonts w:ascii="Times New Roman" w:hAnsi="Times New Roman" w:cs="Times New Roman"/>
-          <w:b/>
-          <w:bCs/>
-          <w:sz w:val="28"/>
-          <w:szCs w:val="28"/>
-          <w:lang w:val="en-US"/>
-        </w:rPr>
-        <w:t>i</w:t>
+          <w:sz w:val="28"/>
+          <w:szCs w:val="28"/>
+          <w:lang w:val="en-US"/>
+        </w:rPr>
+        <w:t xml:space="preserve"> </w:t>
+      </w:r>
+      <w:proofErr w:type="spellStart"/>
+      <w:r>
+        <w:rPr>
+          <w:rFonts w:ascii="Times New Roman" w:hAnsi="Times New Roman" w:cs="Times New Roman"/>
+          <w:b/>
+          <w:bCs/>
+          <w:sz w:val="28"/>
+          <w:szCs w:val="28"/>
+          <w:lang w:val="en-US"/>
+        </w:rPr>
+        <w:t>boshlig‘i</w:t>
       </w:r>
       <w:r>
         <w:rPr>
@@ -396,7 +368,6 @@
           <w:rFonts w:ascii="Times New Roman" w:hAnsi="Times New Roman" w:cs="Times New Roman"/>
           <w:b/>
           <w:bCs/>
-          <w:color w:val="4472C4" w:themeColor="accent1"/>
           <w:sz w:val="28"/>
           <w:szCs w:val="28"/>
           <w:lang w:val="en-US"/>
@@ -406,7 +377,6 @@
       <w:r>
         <w:rPr>
           <w:rFonts w:ascii="Times New Roman" w:hAnsi="Times New Roman" w:cs="Times New Roman"/>
-          <w:color w:val="4472C4" w:themeColor="accent1"/>
           <w:sz w:val="28"/>
           <w:szCs w:val="28"/>
           <w:lang w:val="en-US"/>
@@ -494,25 +464,14 @@
         <w:t xml:space="preserve"> </w:t>
       </w:r>
       <w:proofErr w:type="spellStart"/>
-      <w:proofErr w:type="gramStart"/>
-      <w:r>
-        <w:rPr>
-          <w:rFonts w:ascii="Times New Roman" w:hAnsi="Times New Roman" w:cs="Times New Roman"/>
-          <w:sz w:val="28"/>
-          <w:szCs w:val="28"/>
-          <w:lang w:val="en-US"/>
-        </w:rPr>
-        <w:t>ko‘</w:t>
-      </w:r>
-      <w:proofErr w:type="gramEnd"/>
-      <w:r>
-        <w:rPr>
-          <w:rFonts w:ascii="Times New Roman" w:hAnsi="Times New Roman" w:cs="Times New Roman"/>
-          <w:sz w:val="28"/>
-          <w:szCs w:val="28"/>
-          <w:lang w:val="en-US"/>
-        </w:rPr>
-        <w:t>rsatuvchi</w:t>
+      <w:r>
+        <w:rPr>
+          <w:rFonts w:ascii="Times New Roman" w:hAnsi="Times New Roman" w:cs="Times New Roman"/>
+          <w:sz w:val="28"/>
+          <w:szCs w:val="28"/>
+          <w:lang w:val="en-US"/>
+        </w:rPr>
+        <w:t>ko‘rsatuvchi</w:t>
       </w:r>
       <w:proofErr w:type="spellEnd"/>
       <w:r>
@@ -549,92 +508,73 @@
           <w:rFonts w:ascii="Times New Roman" w:hAnsi="Times New Roman" w:cs="Times New Roman"/>
           <w:b/>
           <w:bCs/>
-          <w:color w:val="4472C4" w:themeColor="accent1"/>
-          <w:sz w:val="28"/>
-          <w:szCs w:val="28"/>
-          <w:lang w:val="en-US"/>
-        </w:rPr>
-        <w:t>{xodim}</w:t>
-      </w:r>
-      <w:proofErr w:type="spellStart"/>
-      <w:r>
-        <w:rPr>
-          <w:rFonts w:ascii="Times New Roman" w:hAnsi="Times New Roman" w:cs="Times New Roman"/>
-          <w:b/>
-          <w:bCs/>
-          <w:color w:val="4472C4" w:themeColor="accent1"/>
-          <w:sz w:val="28"/>
-          <w:szCs w:val="28"/>
-          <w:lang w:val="en-US"/>
-        </w:rPr>
-      </w:r>
-      <w:proofErr w:type="spellEnd"/>
-      <w:r>
-        <w:rPr>
-          <w:rFonts w:ascii="Times New Roman" w:hAnsi="Times New Roman" w:cs="Times New Roman"/>
-          <w:b/>
-          <w:bCs/>
-          <w:color w:val="4472C4" w:themeColor="accent1"/>
-          <w:sz w:val="28"/>
-          <w:szCs w:val="28"/>
-          <w:lang w:val="en-US"/>
-        </w:rPr>
-      </w:r>
-      <w:proofErr w:type="spellStart"/>
-      <w:r>
-        <w:rPr>
-          <w:rFonts w:ascii="Times New Roman" w:hAnsi="Times New Roman" w:cs="Times New Roman"/>
-          <w:b/>
-          <w:bCs/>
-          <w:color w:val="4472C4" w:themeColor="accent1"/>
-          <w:sz w:val="28"/>
-          <w:szCs w:val="28"/>
-          <w:lang w:val="en-US"/>
-        </w:rPr>
-      </w:r>
-      <w:proofErr w:type="spellEnd"/>
-      <w:r>
-        <w:rPr>
-          <w:rFonts w:ascii="Times New Roman" w:hAnsi="Times New Roman" w:cs="Times New Roman"/>
-          <w:b/>
-          <w:bCs/>
-          <w:color w:val="4472C4" w:themeColor="accent1"/>
-          <w:sz w:val="28"/>
-          <w:szCs w:val="28"/>
-          <w:lang w:val="en-US"/>
-        </w:rPr>
-      </w:r>
-      <w:proofErr w:type="spellStart"/>
-      <w:r>
-        <w:rPr>
-          <w:rFonts w:ascii="Times New Roman" w:hAnsi="Times New Roman" w:cs="Times New Roman"/>
-          <w:b/>
-          <w:bCs/>
-          <w:color w:val="4472C4" w:themeColor="accent1"/>
-          <w:sz w:val="28"/>
-          <w:szCs w:val="28"/>
-          <w:lang w:val="en-US"/>
-        </w:rPr>
-      </w:r>
-      <w:proofErr w:type="spellEnd"/>
-      <w:r>
-        <w:rPr>
-          <w:rFonts w:ascii="Times New Roman" w:hAnsi="Times New Roman" w:cs="Times New Roman"/>
-          <w:color w:val="4472C4" w:themeColor="accent1"/>
-          <w:sz w:val="28"/>
-          <w:szCs w:val="28"/>
-          <w:lang w:val="en-US"/>
-        </w:rPr>
-        <w:t xml:space="preserve"> </w:t>
-      </w:r>
-      <w:r>
-        <w:rPr>
-          <w:rFonts w:ascii="Times New Roman" w:hAnsi="Times New Roman" w:cs="Times New Roman"/>
-          <w:sz w:val="28"/>
-          <w:szCs w:val="28"/>
-          <w:lang w:val="en-US"/>
-        </w:rPr>
-        <w:t xml:space="preserve">{ish_boshlagan_sana} </w:t>
+          <w:sz w:val="28"/>
+          <w:szCs w:val="28"/>
+          <w:lang w:val="en-US"/>
+        </w:rPr>
+        <w:t>{</w:t>
+      </w:r>
+      <w:proofErr w:type="spellStart"/>
+      <w:r>
+        <w:rPr>
+          <w:rFonts w:ascii="Times New Roman" w:hAnsi="Times New Roman" w:cs="Times New Roman"/>
+          <w:b/>
+          <w:bCs/>
+          <w:sz w:val="28"/>
+          <w:szCs w:val="28"/>
+          <w:lang w:val="en-US"/>
+        </w:rPr>
+        <w:t>xodim</w:t>
+      </w:r>
+      <w:proofErr w:type="spellEnd"/>
+      <w:r>
+        <w:rPr>
+          <w:rFonts w:ascii="Times New Roman" w:hAnsi="Times New Roman" w:cs="Times New Roman"/>
+          <w:b/>
+          <w:bCs/>
+          <w:sz w:val="28"/>
+          <w:szCs w:val="28"/>
+          <w:lang w:val="en-US"/>
+        </w:rPr>
+        <w:t>}</w:t>
+      </w:r>
+      <w:r>
+        <w:rPr>
+          <w:rFonts w:ascii="Times New Roman" w:hAnsi="Times New Roman" w:cs="Times New Roman"/>
+          <w:sz w:val="28"/>
+          <w:szCs w:val="28"/>
+          <w:lang w:val="en-US"/>
+        </w:rPr>
+        <w:t xml:space="preserve"> </w:t>
+      </w:r>
+      <w:r>
+        <w:rPr>
+          <w:rFonts w:ascii="Times New Roman" w:hAnsi="Times New Roman" w:cs="Times New Roman"/>
+          <w:sz w:val="28"/>
+          <w:szCs w:val="28"/>
+          <w:lang w:val="en-US"/>
+        </w:rPr>
+        <w:t>{</w:t>
+      </w:r>
+      <w:proofErr w:type="spellStart"/>
+      <w:r>
+        <w:rPr>
+          <w:rFonts w:ascii="Times New Roman" w:hAnsi="Times New Roman" w:cs="Times New Roman"/>
+          <w:sz w:val="28"/>
+          <w:szCs w:val="28"/>
+          <w:lang w:val="en-US"/>
+        </w:rPr>
+        <w:t>ish_boshlagan_sana</w:t>
+      </w:r>
+      <w:proofErr w:type="spellEnd"/>
+      <w:r>
+        <w:rPr>
+          <w:rFonts w:ascii="Times New Roman" w:hAnsi="Times New Roman" w:cs="Times New Roman"/>
+          <w:sz w:val="28"/>
+          <w:szCs w:val="28"/>
+          <w:lang w:val="en-US"/>
+        </w:rPr>
+        <w:t xml:space="preserve">} </w:t>
       </w:r>
       <w:proofErr w:type="spellStart"/>
       <w:r>
@@ -761,74 +701,36 @@
           <w:rFonts w:ascii="Times New Roman" w:hAnsi="Times New Roman" w:cs="Times New Roman"/>
           <w:b/>
           <w:bCs/>
-          <w:color w:val="4472C4" w:themeColor="accent1"/>
-          <w:sz w:val="28"/>
-          <w:szCs w:val="28"/>
-          <w:lang w:val="en-US"/>
-        </w:rPr>
-        <w:t>{xodim}</w:t>
-      </w:r>
-      <w:proofErr w:type="spellStart"/>
-      <w:r>
-        <w:rPr>
-          <w:rFonts w:ascii="Times New Roman" w:hAnsi="Times New Roman" w:cs="Times New Roman"/>
-          <w:b/>
-          <w:bCs/>
-          <w:color w:val="4472C4" w:themeColor="accent1"/>
-          <w:sz w:val="28"/>
-          <w:szCs w:val="28"/>
-          <w:lang w:val="en-US"/>
-        </w:rPr>
-      </w:r>
-      <w:proofErr w:type="spellEnd"/>
-      <w:r>
-        <w:rPr>
-          <w:rFonts w:ascii="Times New Roman" w:hAnsi="Times New Roman" w:cs="Times New Roman"/>
-          <w:b/>
-          <w:bCs/>
-          <w:color w:val="4472C4" w:themeColor="accent1"/>
-          <w:sz w:val="28"/>
-          <w:szCs w:val="28"/>
-          <w:lang w:val="en-US"/>
-        </w:rPr>
-      </w:r>
-      <w:proofErr w:type="spellStart"/>
-      <w:r>
-        <w:rPr>
-          <w:rFonts w:ascii="Times New Roman" w:hAnsi="Times New Roman" w:cs="Times New Roman"/>
-          <w:b/>
-          <w:bCs/>
-          <w:color w:val="4472C4" w:themeColor="accent1"/>
-          <w:sz w:val="28"/>
-          <w:szCs w:val="28"/>
-          <w:lang w:val="en-US"/>
-        </w:rPr>
-      </w:r>
-      <w:proofErr w:type="spellEnd"/>
-      <w:r>
-        <w:rPr>
-          <w:rFonts w:ascii="Times New Roman" w:hAnsi="Times New Roman" w:cs="Times New Roman"/>
-          <w:b/>
-          <w:bCs/>
-          <w:color w:val="4472C4" w:themeColor="accent1"/>
-          <w:sz w:val="28"/>
-          <w:szCs w:val="28"/>
-          <w:lang w:val="en-US"/>
-        </w:rPr>
-      </w:r>
-      <w:proofErr w:type="spellStart"/>
-      <w:r>
-        <w:rPr>
-          <w:rFonts w:ascii="Times New Roman" w:hAnsi="Times New Roman" w:cs="Times New Roman"/>
-          <w:b/>
-          <w:bCs/>
-          <w:color w:val="4472C4" w:themeColor="accent1"/>
-          <w:sz w:val="28"/>
-          <w:szCs w:val="28"/>
-          <w:lang w:val="en-US"/>
-        </w:rPr>
-      </w:r>
-      <w:proofErr w:type="spellEnd"/>
+          <w:sz w:val="28"/>
+          <w:szCs w:val="28"/>
+          <w:lang w:val="en-US"/>
+        </w:rPr>
+        <w:t>{</w:t>
+      </w:r>
+      <w:proofErr w:type="spellStart"/>
+      <w:r>
+        <w:rPr>
+          <w:rFonts w:ascii="Times New Roman" w:hAnsi="Times New Roman" w:cs="Times New Roman"/>
+          <w:b/>
+          <w:bCs/>
+          <w:sz w:val="28"/>
+          <w:szCs w:val="28"/>
+          <w:lang w:val="en-US"/>
+        </w:rPr>
+        <w:t>xodim</w:t>
+      </w:r>
+      <w:proofErr w:type="spellEnd"/>
+      <w:r>
+        <w:rPr>
+          <w:rFonts w:ascii="Times New Roman" w:hAnsi="Times New Roman" w:cs="Times New Roman"/>
+          <w:b/>
+          <w:bCs/>
+          <w:sz w:val="28"/>
+          <w:szCs w:val="28"/>
+          <w:lang w:val="en-US"/>
+        </w:rPr>
+        <w:t>}</w:t>
+      </w:r>
       <w:r>
         <w:rPr>
           <w:rFonts w:ascii="Times New Roman" w:hAnsi="Times New Roman" w:cs="Times New Roman"/>
@@ -879,123 +781,92 @@
         <w:t xml:space="preserve"> </w:t>
       </w:r>
       <w:proofErr w:type="spellStart"/>
-      <w:proofErr w:type="gramStart"/>
-      <w:r>
-        <w:rPr>
-          <w:rFonts w:ascii="Times New Roman" w:hAnsi="Times New Roman" w:cs="Times New Roman"/>
-          <w:sz w:val="28"/>
-          <w:szCs w:val="28"/>
-          <w:lang w:val="en-US"/>
-        </w:rPr>
-        <w:t>ko‘</w:t>
-      </w:r>
-      <w:proofErr w:type="gramEnd"/>
-      <w:r>
-        <w:rPr>
-          <w:rFonts w:ascii="Times New Roman" w:hAnsi="Times New Roman" w:cs="Times New Roman"/>
-          <w:sz w:val="28"/>
-          <w:szCs w:val="28"/>
-          <w:lang w:val="en-US"/>
-        </w:rPr>
-        <w:t>ra</w:t>
-      </w:r>
-      <w:proofErr w:type="spellEnd"/>
-      <w:r>
-        <w:rPr>
-          <w:rFonts w:ascii="Times New Roman" w:hAnsi="Times New Roman" w:cs="Times New Roman"/>
-          <w:sz w:val="28"/>
-          <w:szCs w:val="28"/>
-          <w:lang w:val="en-US"/>
-        </w:rPr>
-        <w:t xml:space="preserve"> </w:t>
-      </w:r>
-      <w:r>
-        <w:rPr>
-          <w:rFonts w:ascii="Times New Roman" w:hAnsi="Times New Roman" w:cs="Times New Roman"/>
-          <w:color w:val="4472C4" w:themeColor="accent1"/>
-          <w:sz w:val="28"/>
-          <w:szCs w:val="28"/>
-          <w:lang w:val="en-US"/>
-        </w:rPr>
-        <w:t>{buzilish_sanasi}</w:t>
-      </w:r>
-      <w:r>
-        <w:rPr>
-          <w:rFonts w:ascii="Times New Roman" w:hAnsi="Times New Roman" w:cs="Times New Roman"/>
-          <w:color w:val="4472C4" w:themeColor="accent1"/>
-          <w:sz w:val="28"/>
-          <w:szCs w:val="28"/>
-          <w:lang w:val="en-US"/>
-        </w:rPr>
-      </w:r>
-      <w:r>
-        <w:rPr>
-          <w:rFonts w:ascii="Times New Roman" w:hAnsi="Times New Roman" w:cs="Times New Roman"/>
-          <w:color w:val="4472C4" w:themeColor="accent1"/>
-          <w:sz w:val="28"/>
-          <w:szCs w:val="28"/>
-          <w:lang w:val="en-US"/>
-        </w:rPr>
-      </w:r>
-      <w:r>
-        <w:rPr>
-          <w:rFonts w:ascii="Times New Roman" w:hAnsi="Times New Roman" w:cs="Times New Roman"/>
-          <w:color w:val="4472C4" w:themeColor="accent1"/>
-          <w:sz w:val="28"/>
-          <w:szCs w:val="28"/>
-          <w:lang w:val="en-US"/>
-        </w:rPr>
-        <w:t xml:space="preserve"> </w:t>
-      </w:r>
-      <w:proofErr w:type="spellStart"/>
-      <w:r>
-        <w:rPr>
-          <w:rFonts w:ascii="Times New Roman" w:hAnsi="Times New Roman" w:cs="Times New Roman"/>
-          <w:sz w:val="28"/>
-          <w:szCs w:val="28"/>
-          <w:lang w:val="en-US"/>
-        </w:rPr>
-        <w:t>kuni</w:t>
-      </w:r>
-      <w:r>
-        <w:rPr>
-          <w:rFonts w:ascii="Times New Roman" w:hAnsi="Times New Roman" w:cs="Times New Roman"/>
-          <w:sz w:val="28"/>
-          <w:szCs w:val="28"/>
-          <w:lang w:val="en-US"/>
-        </w:rPr>
-        <w:t>lari</w:t>
-      </w:r>
-      <w:proofErr w:type="spellEnd"/>
-      <w:r>
-        <w:rPr>
-          <w:rFonts w:ascii="Times New Roman" w:hAnsi="Times New Roman" w:cs="Times New Roman"/>
-          <w:sz w:val="28"/>
-          <w:szCs w:val="28"/>
-          <w:lang w:val="en-US"/>
-        </w:rPr>
-        <w:t xml:space="preserve"> </w:t>
-      </w:r>
-      <w:proofErr w:type="spellStart"/>
-      <w:proofErr w:type="gramStart"/>
-      <w:r>
-        <w:rPr>
-          <w:rFonts w:ascii="Times New Roman" w:hAnsi="Times New Roman" w:cs="Times New Roman"/>
-          <w:sz w:val="28"/>
-          <w:szCs w:val="28"/>
-          <w:lang w:val="en-US"/>
-        </w:rPr>
-        <w:t>o‘</w:t>
-      </w:r>
-      <w:proofErr w:type="gramEnd"/>
-      <w:r>
-        <w:rPr>
-          <w:rFonts w:ascii="Times New Roman" w:hAnsi="Times New Roman" w:cs="Times New Roman"/>
-          <w:sz w:val="28"/>
-          <w:szCs w:val="28"/>
-          <w:lang w:val="en-US"/>
-        </w:rPr>
-        <w:t>z</w:t>
+      <w:r>
+        <w:rPr>
+          <w:rFonts w:ascii="Times New Roman" w:hAnsi="Times New Roman" w:cs="Times New Roman"/>
+          <w:sz w:val="28"/>
+          <w:szCs w:val="28"/>
+          <w:lang w:val="en-US"/>
+        </w:rPr>
+        <w:t>ko‘ra</w:t>
+      </w:r>
+      <w:proofErr w:type="spellEnd"/>
+      <w:r>
+        <w:rPr>
+          <w:rFonts w:ascii="Times New Roman" w:hAnsi="Times New Roman" w:cs="Times New Roman"/>
+          <w:sz w:val="28"/>
+          <w:szCs w:val="28"/>
+          <w:lang w:val="en-US"/>
+        </w:rPr>
+        <w:t xml:space="preserve"> </w:t>
+      </w:r>
+      <w:r>
+        <w:rPr>
+          <w:rFonts w:ascii="Times New Roman" w:hAnsi="Times New Roman" w:cs="Times New Roman"/>
+          <w:sz w:val="28"/>
+          <w:szCs w:val="28"/>
+          <w:lang w:val="en-US"/>
+        </w:rPr>
+        <w:t>{</w:t>
+      </w:r>
+      <w:proofErr w:type="spellStart"/>
+      <w:r>
+        <w:rPr>
+          <w:rFonts w:ascii="Times New Roman" w:hAnsi="Times New Roman" w:cs="Times New Roman"/>
+          <w:sz w:val="28"/>
+          <w:szCs w:val="28"/>
+          <w:lang w:val="en-US"/>
+        </w:rPr>
+        <w:t>buzilish_sanasi</w:t>
+      </w:r>
+      <w:proofErr w:type="spellEnd"/>
+      <w:r>
+        <w:rPr>
+          <w:rFonts w:ascii="Times New Roman" w:hAnsi="Times New Roman" w:cs="Times New Roman"/>
+          <w:sz w:val="28"/>
+          <w:szCs w:val="28"/>
+          <w:lang w:val="en-US"/>
+        </w:rPr>
+        <w:t>}</w:t>
+      </w:r>
+      <w:r>
+        <w:rPr>
+          <w:rFonts w:ascii="Times New Roman" w:hAnsi="Times New Roman" w:cs="Times New Roman"/>
+          <w:sz w:val="28"/>
+          <w:szCs w:val="28"/>
+          <w:lang w:val="en-US"/>
+        </w:rPr>
+        <w:t xml:space="preserve"> </w:t>
+      </w:r>
+      <w:proofErr w:type="spellStart"/>
+      <w:r>
+        <w:rPr>
+          <w:rFonts w:ascii="Times New Roman" w:hAnsi="Times New Roman" w:cs="Times New Roman"/>
+          <w:sz w:val="28"/>
+          <w:szCs w:val="28"/>
+          <w:lang w:val="en-US"/>
+        </w:rPr>
+        <w:t>kunilari</w:t>
+      </w:r>
+      <w:proofErr w:type="spellEnd"/>
+      <w:r>
+        <w:rPr>
+          <w:rFonts w:ascii="Times New Roman" w:hAnsi="Times New Roman" w:cs="Times New Roman"/>
+          <w:sz w:val="28"/>
+          <w:szCs w:val="28"/>
+          <w:lang w:val="en-US"/>
+        </w:rPr>
+        <w:t xml:space="preserve"> </w:t>
+      </w:r>
+      <w:proofErr w:type="spellStart"/>
+      <w:r>
+        <w:rPr>
+          <w:rFonts w:ascii="Times New Roman" w:hAnsi="Times New Roman" w:cs="Times New Roman"/>
+          <w:sz w:val="28"/>
+          <w:szCs w:val="28"/>
+          <w:lang w:val="en-US"/>
+        </w:rPr>
+        <w:t>o‘z</w:t>
       </w:r>
       <w:proofErr w:type="spellEnd"/>
       <w:r>
@@ -1208,25 +1079,14 @@
         <w:t xml:space="preserve"> </w:t>
       </w:r>
       <w:proofErr w:type="spellStart"/>
-      <w:proofErr w:type="gramStart"/>
-      <w:r>
-        <w:rPr>
-          <w:rFonts w:ascii="Times New Roman" w:hAnsi="Times New Roman" w:cs="Times New Roman"/>
-          <w:sz w:val="28"/>
-          <w:szCs w:val="28"/>
-          <w:lang w:val="en-US"/>
-        </w:rPr>
-        <w:t>o‘</w:t>
-      </w:r>
-      <w:proofErr w:type="gramEnd"/>
-      <w:r>
-        <w:rPr>
-          <w:rFonts w:ascii="Times New Roman" w:hAnsi="Times New Roman" w:cs="Times New Roman"/>
-          <w:sz w:val="28"/>
-          <w:szCs w:val="28"/>
-          <w:lang w:val="en-US"/>
-        </w:rPr>
-        <w:t>tishi</w:t>
+      <w:r>
+        <w:rPr>
+          <w:rFonts w:ascii="Times New Roman" w:hAnsi="Times New Roman" w:cs="Times New Roman"/>
+          <w:sz w:val="28"/>
+          <w:szCs w:val="28"/>
+          <w:lang w:val="en-US"/>
+        </w:rPr>
+        <w:t>o‘tishi</w:t>
       </w:r>
       <w:proofErr w:type="spellEnd"/>
       <w:r>
@@ -1279,25 +1139,14 @@
         <w:t xml:space="preserve"> </w:t>
       </w:r>
       <w:proofErr w:type="spellStart"/>
-      <w:proofErr w:type="gramStart"/>
-      <w:r>
-        <w:rPr>
-          <w:rFonts w:ascii="Times New Roman" w:hAnsi="Times New Roman" w:cs="Times New Roman"/>
-          <w:sz w:val="28"/>
-          <w:szCs w:val="28"/>
-          <w:lang w:val="en-US"/>
-        </w:rPr>
-        <w:t>og‘</w:t>
-      </w:r>
-      <w:proofErr w:type="gramEnd"/>
-      <w:r>
-        <w:rPr>
-          <w:rFonts w:ascii="Times New Roman" w:hAnsi="Times New Roman" w:cs="Times New Roman"/>
-          <w:sz w:val="28"/>
-          <w:szCs w:val="28"/>
-          <w:lang w:val="en-US"/>
-        </w:rPr>
-        <w:t>ir</w:t>
+      <w:r>
+        <w:rPr>
+          <w:rFonts w:ascii="Times New Roman" w:hAnsi="Times New Roman" w:cs="Times New Roman"/>
+          <w:sz w:val="28"/>
+          <w:szCs w:val="28"/>
+          <w:lang w:val="en-US"/>
+        </w:rPr>
+        <w:t>og‘ir</w:t>
       </w:r>
       <w:proofErr w:type="spellEnd"/>
       <w:r>
@@ -1470,25 +1319,14 @@
         <w:t xml:space="preserve"> </w:t>
       </w:r>
       <w:proofErr w:type="spellStart"/>
-      <w:proofErr w:type="gramStart"/>
-      <w:r>
-        <w:rPr>
-          <w:rFonts w:ascii="Times New Roman" w:hAnsi="Times New Roman" w:cs="Times New Roman"/>
-          <w:sz w:val="28"/>
-          <w:szCs w:val="28"/>
-          <w:lang w:val="en-US"/>
-        </w:rPr>
-        <w:t>bo‘</w:t>
-      </w:r>
-      <w:proofErr w:type="gramEnd"/>
-      <w:r>
-        <w:rPr>
-          <w:rFonts w:ascii="Times New Roman" w:hAnsi="Times New Roman" w:cs="Times New Roman"/>
-          <w:sz w:val="28"/>
-          <w:szCs w:val="28"/>
-          <w:lang w:val="en-US"/>
-        </w:rPr>
-        <w:t>yicha</w:t>
+      <w:r>
+        <w:rPr>
+          <w:rFonts w:ascii="Times New Roman" w:hAnsi="Times New Roman" w:cs="Times New Roman"/>
+          <w:sz w:val="28"/>
+          <w:szCs w:val="28"/>
+          <w:lang w:val="en-US"/>
+        </w:rPr>
+        <w:t>bo‘yicha</w:t>
       </w:r>
       <w:proofErr w:type="spellEnd"/>
       <w:r>
@@ -1618,17 +1456,27 @@
           <w:szCs w:val="28"/>
           <w:lang w:val="en-US"/>
         </w:rPr>
-        <w:t xml:space="preserve">. Biroq, </w:t>
-      </w:r>
-      <w:r>
-        <w:rPr>
-          <w:rFonts w:ascii="Times New Roman" w:hAnsi="Times New Roman" w:cs="Times New Roman"/>
-          <w:color w:val="4472C4" w:themeColor="accent1"/>
-          <w:sz w:val="28"/>
-          <w:szCs w:val="28"/>
-          <w:lang w:val="en-US"/>
-        </w:rPr>
-        <w:t xml:space="preserve">{mahalla} </w:t>
+        <w:t xml:space="preserve">. </w:t>
+      </w:r>
+      <w:proofErr w:type="spellStart"/>
+      <w:r>
+        <w:rPr>
+          <w:rFonts w:ascii="Times New Roman" w:hAnsi="Times New Roman" w:cs="Times New Roman"/>
+          <w:sz w:val="28"/>
+          <w:szCs w:val="28"/>
+          <w:lang w:val="en-US"/>
+        </w:rPr>
+        <w:t>Biroq</w:t>
+      </w:r>
+      <w:proofErr w:type="spellEnd"/>
+      <w:r>
+        <w:rPr>
+          <w:rFonts w:ascii="Times New Roman" w:hAnsi="Times New Roman" w:cs="Times New Roman"/>
+          <w:sz w:val="28"/>
+          <w:szCs w:val="28"/>
+          <w:lang w:val="en-US"/>
+        </w:rPr>
+        <w:t xml:space="preserve">, {mahalla} </w:t>
       </w:r>
       <w:proofErr w:type="spellStart"/>
       <w:r>
@@ -1711,25 +1559,14 @@
         <w:t xml:space="preserve"> </w:t>
       </w:r>
       <w:proofErr w:type="spellStart"/>
-      <w:proofErr w:type="gramStart"/>
-      <w:r>
-        <w:rPr>
-          <w:rFonts w:ascii="Times New Roman" w:hAnsi="Times New Roman" w:cs="Times New Roman"/>
-          <w:sz w:val="28"/>
-          <w:szCs w:val="28"/>
-          <w:lang w:val="en-US"/>
-        </w:rPr>
-        <w:t>ko‘</w:t>
-      </w:r>
-      <w:proofErr w:type="gramEnd"/>
-      <w:r>
-        <w:rPr>
-          <w:rFonts w:ascii="Times New Roman" w:hAnsi="Times New Roman" w:cs="Times New Roman"/>
-          <w:sz w:val="28"/>
-          <w:szCs w:val="28"/>
-          <w:lang w:val="en-US"/>
-        </w:rPr>
-        <w:t>rsatuvchi</w:t>
+      <w:r>
+        <w:rPr>
+          <w:rFonts w:ascii="Times New Roman" w:hAnsi="Times New Roman" w:cs="Times New Roman"/>
+          <w:sz w:val="28"/>
+          <w:szCs w:val="28"/>
+          <w:lang w:val="en-US"/>
+        </w:rPr>
+        <w:t>ko‘rsatuvchi</w:t>
       </w:r>
       <w:proofErr w:type="spellEnd"/>
       <w:r>
@@ -1779,99 +1616,37 @@
           <w:szCs w:val="28"/>
           <w:lang w:val="en-US"/>
         </w:rPr>
-        <w:t xml:space="preserve"> </w:t>
-      </w:r>
-      <w:r>
-        <w:rPr>
-          <w:rFonts w:ascii="Times New Roman" w:hAnsi="Times New Roman" w:cs="Times New Roman"/>
-          <w:color w:val="4472C4" w:themeColor="accent1"/>
-          <w:sz w:val="28"/>
-          <w:szCs w:val="28"/>
-          <w:lang w:val="en-US"/>
-        </w:rPr>
-        <w:t>{xodim}</w:t>
-      </w:r>
-      <w:proofErr w:type="spellStart"/>
-      <w:r>
-        <w:rPr>
-          <w:rFonts w:ascii="Times New Roman" w:hAnsi="Times New Roman" w:cs="Times New Roman"/>
-          <w:color w:val="4472C4" w:themeColor="accent1"/>
-          <w:sz w:val="28"/>
-          <w:szCs w:val="28"/>
-          <w:lang w:val="en-US"/>
-        </w:rPr>
-      </w:r>
-      <w:proofErr w:type="spellEnd"/>
-      <w:r>
-        <w:rPr>
-          <w:rFonts w:ascii="Times New Roman" w:hAnsi="Times New Roman" w:cs="Times New Roman"/>
-          <w:color w:val="4472C4" w:themeColor="accent1"/>
-          <w:sz w:val="28"/>
-          <w:szCs w:val="28"/>
-          <w:lang w:val="en-US"/>
-        </w:rPr>
-      </w:r>
-      <w:proofErr w:type="spellStart"/>
-      <w:r>
-        <w:rPr>
-          <w:rFonts w:ascii="Times New Roman" w:hAnsi="Times New Roman" w:cs="Times New Roman"/>
-          <w:color w:val="4472C4" w:themeColor="accent1"/>
-          <w:sz w:val="28"/>
-          <w:szCs w:val="28"/>
-          <w:lang w:val="en-US"/>
-        </w:rPr>
-      </w:r>
-      <w:proofErr w:type="spellEnd"/>
-      <w:r>
-        <w:rPr>
-          <w:rFonts w:ascii="Times New Roman" w:hAnsi="Times New Roman" w:cs="Times New Roman"/>
-          <w:color w:val="4472C4" w:themeColor="accent1"/>
-          <w:sz w:val="28"/>
-          <w:szCs w:val="28"/>
-          <w:lang w:val="en-US"/>
-        </w:rPr>
-      </w:r>
-      <w:proofErr w:type="spellStart"/>
-      <w:r>
-        <w:rPr>
-          <w:rFonts w:ascii="Times New Roman" w:hAnsi="Times New Roman" w:cs="Times New Roman"/>
-          <w:color w:val="4472C4" w:themeColor="accent1"/>
-          <w:sz w:val="28"/>
-          <w:szCs w:val="28"/>
-          <w:lang w:val="en-US"/>
-        </w:rPr>
-      </w:r>
-      <w:proofErr w:type="spellEnd"/>
-      <w:r>
-        <w:rPr>
-          <w:rFonts w:ascii="Times New Roman" w:hAnsi="Times New Roman" w:cs="Times New Roman"/>
-          <w:color w:val="4472C4" w:themeColor="accent1"/>
-          <w:sz w:val="28"/>
-          <w:szCs w:val="28"/>
-          <w:lang w:val="en-US"/>
-        </w:rPr>
-        <w:t xml:space="preserve"> </w:t>
-      </w:r>
-      <w:proofErr w:type="spellStart"/>
-      <w:proofErr w:type="gramStart"/>
-      <w:r>
-        <w:rPr>
-          <w:rFonts w:ascii="Times New Roman" w:hAnsi="Times New Roman" w:cs="Times New Roman"/>
-          <w:sz w:val="28"/>
-          <w:szCs w:val="28"/>
-          <w:lang w:val="en-US"/>
-        </w:rPr>
-        <w:t>o‘</w:t>
-      </w:r>
-      <w:proofErr w:type="gramEnd"/>
-      <w:r>
-        <w:rPr>
-          <w:rFonts w:ascii="Times New Roman" w:hAnsi="Times New Roman" w:cs="Times New Roman"/>
-          <w:sz w:val="28"/>
-          <w:szCs w:val="28"/>
-          <w:lang w:val="en-US"/>
-        </w:rPr>
-        <w:t>z</w:t>
+        <w:t xml:space="preserve"> {</w:t>
+      </w:r>
+      <w:proofErr w:type="spellStart"/>
+      <w:r>
+        <w:rPr>
+          <w:rFonts w:ascii="Times New Roman" w:hAnsi="Times New Roman" w:cs="Times New Roman"/>
+          <w:sz w:val="28"/>
+          <w:szCs w:val="28"/>
+          <w:lang w:val="en-US"/>
+        </w:rPr>
+        <w:t>xodim</w:t>
+      </w:r>
+      <w:proofErr w:type="spellEnd"/>
+      <w:r>
+        <w:rPr>
+          <w:rFonts w:ascii="Times New Roman" w:hAnsi="Times New Roman" w:cs="Times New Roman"/>
+          <w:sz w:val="28"/>
+          <w:szCs w:val="28"/>
+          <w:lang w:val="en-US"/>
+        </w:rPr>
+        <w:t xml:space="preserve">} </w:t>
+      </w:r>
+      <w:proofErr w:type="spellStart"/>
+      <w:r>
+        <w:rPr>
+          <w:rFonts w:ascii="Times New Roman" w:hAnsi="Times New Roman" w:cs="Times New Roman"/>
+          <w:sz w:val="28"/>
+          <w:szCs w:val="28"/>
+          <w:lang w:val="en-US"/>
+        </w:rPr>
+        <w:t>o‘z</w:t>
       </w:r>
       <w:proofErr w:type="spellEnd"/>
       <w:r>
@@ -2004,56 +1779,34 @@
         <w:t xml:space="preserve"> </w:t>
       </w:r>
       <w:proofErr w:type="spellStart"/>
-      <w:proofErr w:type="gramStart"/>
-      <w:r>
-        <w:rPr>
-          <w:rFonts w:ascii="Times New Roman" w:hAnsi="Times New Roman" w:cs="Times New Roman"/>
-          <w:sz w:val="28"/>
-          <w:szCs w:val="28"/>
-          <w:lang w:val="en-US"/>
-        </w:rPr>
-        <w:t>yo‘</w:t>
-      </w:r>
-      <w:proofErr w:type="gramEnd"/>
-      <w:r>
-        <w:rPr>
-          <w:rFonts w:ascii="Times New Roman" w:hAnsi="Times New Roman" w:cs="Times New Roman"/>
-          <w:sz w:val="28"/>
-          <w:szCs w:val="28"/>
-          <w:lang w:val="en-US"/>
-        </w:rPr>
-        <w:t>qlamadan</w:t>
-      </w:r>
-      <w:proofErr w:type="spellEnd"/>
-      <w:r>
-        <w:rPr>
-          <w:rFonts w:ascii="Times New Roman" w:hAnsi="Times New Roman" w:cs="Times New Roman"/>
-          <w:sz w:val="28"/>
-          <w:szCs w:val="28"/>
-          <w:lang w:val="en-US"/>
-        </w:rPr>
-        <w:t xml:space="preserve"> </w:t>
-      </w:r>
-      <w:proofErr w:type="spellStart"/>
-      <w:proofErr w:type="gramStart"/>
-      <w:r>
-        <w:rPr>
-          <w:rFonts w:ascii="Times New Roman" w:hAnsi="Times New Roman" w:cs="Times New Roman"/>
-          <w:sz w:val="28"/>
-          <w:szCs w:val="28"/>
-          <w:lang w:val="en-US"/>
-        </w:rPr>
-        <w:t>o‘</w:t>
-      </w:r>
-      <w:proofErr w:type="gramEnd"/>
-      <w:r>
-        <w:rPr>
-          <w:rFonts w:ascii="Times New Roman" w:hAnsi="Times New Roman" w:cs="Times New Roman"/>
-          <w:sz w:val="28"/>
-          <w:szCs w:val="28"/>
-          <w:lang w:val="en-US"/>
-        </w:rPr>
-        <w:t>tmasdan</w:t>
+      <w:r>
+        <w:rPr>
+          <w:rFonts w:ascii="Times New Roman" w:hAnsi="Times New Roman" w:cs="Times New Roman"/>
+          <w:sz w:val="28"/>
+          <w:szCs w:val="28"/>
+          <w:lang w:val="en-US"/>
+        </w:rPr>
+        <w:t>yo‘qlamadan</w:t>
+      </w:r>
+      <w:proofErr w:type="spellEnd"/>
+      <w:r>
+        <w:rPr>
+          <w:rFonts w:ascii="Times New Roman" w:hAnsi="Times New Roman" w:cs="Times New Roman"/>
+          <w:sz w:val="28"/>
+          <w:szCs w:val="28"/>
+          <w:lang w:val="en-US"/>
+        </w:rPr>
+        <w:t xml:space="preserve"> </w:t>
+      </w:r>
+      <w:proofErr w:type="spellStart"/>
+      <w:r>
+        <w:rPr>
+          <w:rFonts w:ascii="Times New Roman" w:hAnsi="Times New Roman" w:cs="Times New Roman"/>
+          <w:sz w:val="28"/>
+          <w:szCs w:val="28"/>
+          <w:lang w:val="en-US"/>
+        </w:rPr>
+        <w:t>o‘tmasdan</w:t>
       </w:r>
       <w:proofErr w:type="spellEnd"/>
       <w:r>
@@ -2086,25 +1839,14 @@
         <w:t xml:space="preserve"> </w:t>
       </w:r>
       <w:proofErr w:type="spellStart"/>
-      <w:proofErr w:type="gramStart"/>
-      <w:r>
-        <w:rPr>
-          <w:rFonts w:ascii="Times New Roman" w:hAnsi="Times New Roman" w:cs="Times New Roman"/>
-          <w:sz w:val="28"/>
-          <w:szCs w:val="28"/>
-          <w:lang w:val="en-US"/>
-        </w:rPr>
-        <w:t>o‘</w:t>
-      </w:r>
-      <w:proofErr w:type="gramEnd"/>
-      <w:r>
-        <w:rPr>
-          <w:rFonts w:ascii="Times New Roman" w:hAnsi="Times New Roman" w:cs="Times New Roman"/>
-          <w:sz w:val="28"/>
-          <w:szCs w:val="28"/>
-          <w:lang w:val="en-US"/>
-        </w:rPr>
-        <w:t>z</w:t>
+      <w:r>
+        <w:rPr>
+          <w:rFonts w:ascii="Times New Roman" w:hAnsi="Times New Roman" w:cs="Times New Roman"/>
+          <w:sz w:val="28"/>
+          <w:szCs w:val="28"/>
+          <w:lang w:val="en-US"/>
+        </w:rPr>
+        <w:t>o‘z</w:t>
       </w:r>
       <w:proofErr w:type="spellEnd"/>
       <w:r>
@@ -2274,7 +2016,27 @@
           <w:szCs w:val="28"/>
           <w:lang w:val="en-US"/>
         </w:rPr>
-        <w:t xml:space="preserve"> {ish_vaqti} da </w:t>
+        <w:t xml:space="preserve"> {</w:t>
+      </w:r>
+      <w:proofErr w:type="spellStart"/>
+      <w:r>
+        <w:rPr>
+          <w:rFonts w:ascii="Times New Roman" w:hAnsi="Times New Roman" w:cs="Times New Roman"/>
+          <w:sz w:val="28"/>
+          <w:szCs w:val="28"/>
+          <w:lang w:val="en-US"/>
+        </w:rPr>
+        <w:t>ish_vaqti</w:t>
+      </w:r>
+      <w:proofErr w:type="spellEnd"/>
+      <w:r>
+        <w:rPr>
+          <w:rFonts w:ascii="Times New Roman" w:hAnsi="Times New Roman" w:cs="Times New Roman"/>
+          <w:sz w:val="28"/>
+          <w:szCs w:val="28"/>
+          <w:lang w:val="en-US"/>
+        </w:rPr>
+        <w:t xml:space="preserve">} da </w:t>
       </w:r>
       <w:proofErr w:type="spellStart"/>
       <w:r>
@@ -2372,15 +2134,27 @@
           <w:szCs w:val="28"/>
           <w:lang w:val="en-US"/>
         </w:rPr>
-        <w:t>{buzilish_sanasi}</w:t>
-      </w:r>
-      <w:r>
-        <w:rPr>
-          <w:rFonts w:ascii="Times New Roman" w:hAnsi="Times New Roman" w:cs="Times New Roman"/>
-          <w:sz w:val="28"/>
-          <w:szCs w:val="28"/>
-          <w:lang w:val="en-US"/>
-        </w:rPr>
+        <w:t>{</w:t>
+      </w:r>
+      <w:proofErr w:type="spellStart"/>
+      <w:r>
+        <w:rPr>
+          <w:rFonts w:ascii="Times New Roman" w:hAnsi="Times New Roman" w:cs="Times New Roman"/>
+          <w:sz w:val="28"/>
+          <w:szCs w:val="28"/>
+          <w:lang w:val="en-US"/>
+        </w:rPr>
+        <w:t>buzilish_sanasi</w:t>
+      </w:r>
+      <w:proofErr w:type="spellEnd"/>
+      <w:r>
+        <w:rPr>
+          <w:rFonts w:ascii="Times New Roman" w:hAnsi="Times New Roman" w:cs="Times New Roman"/>
+          <w:sz w:val="28"/>
+          <w:szCs w:val="28"/>
+          <w:lang w:val="en-US"/>
+        </w:rPr>
+        <w:t>}</w:t>
       </w:r>
       <w:r>
         <w:rPr>
@@ -2578,7 +2352,6 @@
           <w:rFonts w:ascii="Times New Roman" w:hAnsi="Times New Roman" w:cs="Times New Roman"/>
           <w:b/>
           <w:bCs/>
-          <w:color w:val="4472C4" w:themeColor="accent1"/>
           <w:sz w:val="28"/>
           <w:szCs w:val="28"/>
           <w:lang w:val="en-US"/>
@@ -2588,7 +2361,6 @@
       <w:r>
         <w:rPr>
           <w:rFonts w:ascii="Times New Roman" w:hAnsi="Times New Roman" w:cs="Times New Roman"/>
-          <w:color w:val="4472C4" w:themeColor="accent1"/>
           <w:sz w:val="28"/>
           <w:szCs w:val="28"/>
           <w:lang w:val="en-US"/>
@@ -2676,25 +2448,14 @@
         <w:t xml:space="preserve"> </w:t>
       </w:r>
       <w:proofErr w:type="spellStart"/>
-      <w:proofErr w:type="gramStart"/>
-      <w:r>
-        <w:rPr>
-          <w:rFonts w:ascii="Times New Roman" w:hAnsi="Times New Roman" w:cs="Times New Roman"/>
-          <w:sz w:val="28"/>
-          <w:szCs w:val="28"/>
-          <w:lang w:val="en-US"/>
-        </w:rPr>
-        <w:t>ko‘</w:t>
-      </w:r>
-      <w:proofErr w:type="gramEnd"/>
-      <w:r>
-        <w:rPr>
-          <w:rFonts w:ascii="Times New Roman" w:hAnsi="Times New Roman" w:cs="Times New Roman"/>
-          <w:sz w:val="28"/>
-          <w:szCs w:val="28"/>
-          <w:lang w:val="en-US"/>
-        </w:rPr>
-        <w:t>rsatuvchi</w:t>
+      <w:r>
+        <w:rPr>
+          <w:rFonts w:ascii="Times New Roman" w:hAnsi="Times New Roman" w:cs="Times New Roman"/>
+          <w:sz w:val="28"/>
+          <w:szCs w:val="28"/>
+          <w:lang w:val="en-US"/>
+        </w:rPr>
+        <w:t>ko‘rsatuvchi</w:t>
       </w:r>
       <w:proofErr w:type="spellEnd"/>
       <w:r>
@@ -2751,68 +2512,42 @@
           <w:rFonts w:ascii="Times New Roman" w:hAnsi="Times New Roman" w:cs="Times New Roman"/>
           <w:b/>
           <w:bCs/>
-          <w:color w:val="4472C4" w:themeColor="accent1"/>
-          <w:sz w:val="28"/>
-          <w:szCs w:val="28"/>
-          <w:lang w:val="en-US"/>
-        </w:rPr>
-        <w:t>{xodim}</w:t>
-      </w:r>
-      <w:proofErr w:type="spellStart"/>
-      <w:r>
-        <w:rPr>
-          <w:rFonts w:ascii="Times New Roman" w:hAnsi="Times New Roman" w:cs="Times New Roman"/>
-          <w:b/>
-          <w:bCs/>
-          <w:color w:val="4472C4" w:themeColor="accent1"/>
-          <w:sz w:val="28"/>
-          <w:szCs w:val="28"/>
-          <w:lang w:val="en-US"/>
-        </w:rPr>
-      </w:r>
-      <w:proofErr w:type="spellEnd"/>
-      <w:r>
-        <w:rPr>
-          <w:rFonts w:ascii="Times New Roman" w:hAnsi="Times New Roman" w:cs="Times New Roman"/>
-          <w:b/>
-          <w:bCs/>
-          <w:color w:val="4472C4" w:themeColor="accent1"/>
-          <w:sz w:val="28"/>
-          <w:szCs w:val="28"/>
-          <w:lang w:val="en-US"/>
-        </w:rPr>
-      </w:r>
-      <w:proofErr w:type="spellStart"/>
-      <w:r>
-        <w:rPr>
-          <w:rFonts w:ascii="Times New Roman" w:hAnsi="Times New Roman" w:cs="Times New Roman"/>
-          <w:b/>
-          <w:bCs/>
-          <w:color w:val="4472C4" w:themeColor="accent1"/>
-          <w:sz w:val="28"/>
-          <w:szCs w:val="28"/>
-          <w:lang w:val="en-US"/>
-        </w:rPr>
-      </w:r>
-      <w:proofErr w:type="spellEnd"/>
-      <w:r>
-        <w:rPr>
-          <w:rFonts w:ascii="Times New Roman" w:hAnsi="Times New Roman" w:cs="Times New Roman"/>
-          <w:b/>
-          <w:bCs/>
-          <w:color w:val="4472C4" w:themeColor="accent1"/>
-          <w:sz w:val="28"/>
-          <w:szCs w:val="28"/>
-          <w:lang w:val="en-US"/>
-        </w:rPr>
-      </w:r>
-      <w:proofErr w:type="spellStart"/>
-      <w:r>
-        <w:rPr>
-          <w:rFonts w:ascii="Times New Roman" w:hAnsi="Times New Roman" w:cs="Times New Roman"/>
-          <w:b/>
-          <w:bCs/>
-          <w:color w:val="4472C4" w:themeColor="accent1"/>
+          <w:sz w:val="28"/>
+          <w:szCs w:val="28"/>
+          <w:lang w:val="en-US"/>
+        </w:rPr>
+        <w:t>{</w:t>
+      </w:r>
+      <w:proofErr w:type="spellStart"/>
+      <w:r>
+        <w:rPr>
+          <w:rFonts w:ascii="Times New Roman" w:hAnsi="Times New Roman" w:cs="Times New Roman"/>
+          <w:b/>
+          <w:bCs/>
+          <w:sz w:val="28"/>
+          <w:szCs w:val="28"/>
+          <w:lang w:val="en-US"/>
+        </w:rPr>
+        <w:t>xodim</w:t>
+      </w:r>
+      <w:proofErr w:type="spellEnd"/>
+      <w:r>
+        <w:rPr>
+          <w:rFonts w:ascii="Times New Roman" w:hAnsi="Times New Roman" w:cs="Times New Roman"/>
+          <w:b/>
+          <w:bCs/>
+          <w:sz w:val="28"/>
+          <w:szCs w:val="28"/>
+          <w:lang w:val="en-US"/>
+        </w:rPr>
+        <w:t>}</w:t>
+      </w:r>
+      <w:proofErr w:type="spellStart"/>
+      <w:r>
+        <w:rPr>
+          <w:rFonts w:ascii="Times New Roman" w:hAnsi="Times New Roman" w:cs="Times New Roman"/>
+          <w:b/>
+          <w:bCs/>
           <w:sz w:val="28"/>
           <w:szCs w:val="28"/>
           <w:lang w:val="en-US"/>
@@ -2823,7 +2558,6 @@
       <w:r>
         <w:rPr>
           <w:rFonts w:ascii="Times New Roman" w:hAnsi="Times New Roman" w:cs="Times New Roman"/>
-          <w:color w:val="4472C4" w:themeColor="accent1"/>
           <w:sz w:val="28"/>
           <w:szCs w:val="28"/>
           <w:lang w:val="en-US"/>
@@ -2871,25 +2605,14 @@
         <w:t xml:space="preserve"> </w:t>
       </w:r>
       <w:proofErr w:type="spellStart"/>
-      <w:proofErr w:type="gramStart"/>
-      <w:r>
-        <w:rPr>
-          <w:rFonts w:ascii="Times New Roman" w:hAnsi="Times New Roman" w:cs="Times New Roman"/>
-          <w:sz w:val="28"/>
-          <w:szCs w:val="28"/>
-          <w:lang w:val="en-US"/>
-        </w:rPr>
-        <w:t>chorako‘</w:t>
-      </w:r>
-      <w:proofErr w:type="gramEnd"/>
-      <w:r>
-        <w:rPr>
-          <w:rFonts w:ascii="Times New Roman" w:hAnsi="Times New Roman" w:cs="Times New Roman"/>
-          <w:sz w:val="28"/>
-          <w:szCs w:val="28"/>
-          <w:lang w:val="en-US"/>
-        </w:rPr>
-        <w:t>rilishida</w:t>
+      <w:r>
+        <w:rPr>
+          <w:rFonts w:ascii="Times New Roman" w:hAnsi="Times New Roman" w:cs="Times New Roman"/>
+          <w:sz w:val="28"/>
+          <w:szCs w:val="28"/>
+          <w:lang w:val="en-US"/>
+        </w:rPr>
+        <w:t>chorako‘rilishida</w:t>
       </w:r>
       <w:proofErr w:type="spellEnd"/>
       <w:r>
@@ -2982,25 +2705,14 @@
         <w:t xml:space="preserve"> </w:t>
       </w:r>
       <w:proofErr w:type="spellStart"/>
-      <w:proofErr w:type="gramStart"/>
-      <w:r>
-        <w:rPr>
-          <w:rFonts w:ascii="Times New Roman" w:hAnsi="Times New Roman" w:cs="Times New Roman"/>
-          <w:sz w:val="28"/>
-          <w:szCs w:val="28"/>
-          <w:lang w:val="en-US"/>
-        </w:rPr>
-        <w:t>bo‘</w:t>
-      </w:r>
-      <w:proofErr w:type="gramEnd"/>
-      <w:r>
-        <w:rPr>
-          <w:rFonts w:ascii="Times New Roman" w:hAnsi="Times New Roman" w:cs="Times New Roman"/>
-          <w:sz w:val="28"/>
-          <w:szCs w:val="28"/>
-          <w:lang w:val="en-US"/>
-        </w:rPr>
-        <w:t>yicha</w:t>
+      <w:r>
+        <w:rPr>
+          <w:rFonts w:ascii="Times New Roman" w:hAnsi="Times New Roman" w:cs="Times New Roman"/>
+          <w:sz w:val="28"/>
+          <w:szCs w:val="28"/>
+          <w:lang w:val="en-US"/>
+        </w:rPr>
+        <w:t>bo‘yicha</w:t>
       </w:r>
       <w:proofErr w:type="spellEnd"/>
       <w:r>
@@ -3133,25 +2845,14 @@
         <w:t xml:space="preserve"> </w:t>
       </w:r>
       <w:proofErr w:type="spellStart"/>
-      <w:proofErr w:type="gramStart"/>
-      <w:r>
-        <w:rPr>
-          <w:rFonts w:ascii="Times New Roman" w:hAnsi="Times New Roman" w:cs="Times New Roman"/>
-          <w:sz w:val="28"/>
-          <w:szCs w:val="28"/>
-          <w:lang w:val="en-US"/>
-        </w:rPr>
-        <w:t>so‘</w:t>
-      </w:r>
-      <w:proofErr w:type="gramEnd"/>
-      <w:r>
-        <w:rPr>
-          <w:rFonts w:ascii="Times New Roman" w:hAnsi="Times New Roman" w:cs="Times New Roman"/>
-          <w:sz w:val="28"/>
-          <w:szCs w:val="28"/>
-          <w:lang w:val="en-US"/>
-        </w:rPr>
-        <w:t>rayman</w:t>
+      <w:r>
+        <w:rPr>
+          <w:rFonts w:ascii="Times New Roman" w:hAnsi="Times New Roman" w:cs="Times New Roman"/>
+          <w:sz w:val="28"/>
+          <w:szCs w:val="28"/>
+          <w:lang w:val="en-US"/>
+        </w:rPr>
+        <w:t>so‘rayman</w:t>
       </w:r>
       <w:proofErr w:type="spellEnd"/>
       <w:r>
@@ -3180,7 +2881,7 @@
     <w:p>
       <w:pPr>
         <w:spacing w:line="360" w:lineRule="auto"/>
-        <w:ind w:firstLine="708"/>
+        <w:ind w:right="707" w:firstLine="567"/>
         <w:jc w:val="both"/>
         <w:rPr>
           <w:rFonts w:ascii="Times New Roman" w:hAnsi="Times New Roman" w:cs="Times New Roman"/>
@@ -3196,23 +2897,59 @@
           <w:rFonts w:ascii="Times New Roman" w:hAnsi="Times New Roman" w:cs="Times New Roman"/>
           <w:b/>
           <w:bCs/>
-          <w:color w:val="4472C4" w:themeColor="accent1"/>
-          <w:sz w:val="28"/>
-          <w:szCs w:val="28"/>
-          <w:lang w:val="en-US"/>
-        </w:rPr>
-        <w:t>{tashkilot_nomi} direktori:</w:t>
-      </w:r>
-      <w:proofErr w:type="gramStart"/>
-      <w:r>
-        <w:rPr>
-          <w:rFonts w:ascii="Times New Roman" w:hAnsi="Times New Roman" w:cs="Times New Roman"/>
-          <w:b/>
-          <w:bCs/>
-          <w:sz w:val="28"/>
-          <w:szCs w:val="28"/>
-          <w:lang w:val="en-US"/>
-        </w:rPr>
+          <w:sz w:val="28"/>
+          <w:szCs w:val="28"/>
+          <w:lang w:val="en-US"/>
+        </w:rPr>
+        <w:t>{</w:t>
+      </w:r>
+      <w:proofErr w:type="spellStart"/>
+      <w:r>
+        <w:rPr>
+          <w:rFonts w:ascii="Times New Roman" w:hAnsi="Times New Roman" w:cs="Times New Roman"/>
+          <w:b/>
+          <w:bCs/>
+          <w:sz w:val="28"/>
+          <w:szCs w:val="28"/>
+          <w:lang w:val="en-US"/>
+        </w:rPr>
+        <w:t>tashkilot_nomi</w:t>
+      </w:r>
+      <w:proofErr w:type="spellEnd"/>
+      <w:r>
+        <w:rPr>
+          <w:rFonts w:ascii="Times New Roman" w:hAnsi="Times New Roman" w:cs="Times New Roman"/>
+          <w:b/>
+          <w:bCs/>
+          <w:sz w:val="28"/>
+          <w:szCs w:val="28"/>
+          <w:lang w:val="en-US"/>
+        </w:rPr>
+        <w:t xml:space="preserve">} </w:t>
+      </w:r>
+      <w:proofErr w:type="spellStart"/>
+      <w:r>
+        <w:rPr>
+          <w:rFonts w:ascii="Times New Roman" w:hAnsi="Times New Roman" w:cs="Times New Roman"/>
+          <w:b/>
+          <w:bCs/>
+          <w:sz w:val="28"/>
+          <w:szCs w:val="28"/>
+          <w:lang w:val="en-US"/>
+        </w:rPr>
+        <w:t>direktori</w:t>
+      </w:r>
+      <w:proofErr w:type="spellEnd"/>
+      <w:r>
+        <w:rPr>
+          <w:rFonts w:ascii="Times New Roman" w:hAnsi="Times New Roman" w:cs="Times New Roman"/>
+          <w:b/>
+          <w:bCs/>
+          <w:sz w:val="28"/>
+          <w:szCs w:val="28"/>
+          <w:lang w:val="en-US"/>
+        </w:rPr>
+        <w:t>:</w:t>
       </w:r>
       <w:r>
         <w:rPr>
@@ -3234,6 +2971,17 @@
           <w:szCs w:val="28"/>
           <w:lang w:val="en-US"/>
         </w:rPr>
+        <w:t xml:space="preserve"> </w:t>
+      </w:r>
+      <w:r>
+        <w:rPr>
+          <w:rFonts w:ascii="Times New Roman" w:hAnsi="Times New Roman" w:cs="Times New Roman"/>
+          <w:b/>
+          <w:bCs/>
+          <w:sz w:val="28"/>
+          <w:szCs w:val="28"/>
+          <w:lang w:val="en-US"/>
+        </w:rPr>
         <w:tab/>
       </w:r>
       <w:r>
@@ -3280,27 +3028,49 @@
         </w:rPr>
         <w:tab/>
       </w:r>
-      <w:proofErr w:type="spellStart"/>
-      <w:r>
-        <w:rPr>
-          <w:rFonts w:ascii="Times New Roman" w:hAnsi="Times New Roman" w:cs="Times New Roman"/>
-          <w:b/>
-          <w:bCs/>
-          <w:color w:val="4472C4" w:themeColor="accent1"/>
-          <w:sz w:val="28"/>
-          <w:szCs w:val="28"/>
-          <w:lang w:val="en-US"/>
-        </w:rPr>
-        <w:t>{rahbar}</w:t>
-      </w:r>
-      <w:proofErr w:type="spellEnd"/>
-      <w:proofErr w:type="gramEnd"/>
+      <w:bookmarkStart w:id="0" w:name="_GoBack"/>
+      <w:bookmarkEnd w:id="0"/>
+      <w:r>
+        <w:rPr>
+          <w:rFonts w:ascii="Times New Roman" w:hAnsi="Times New Roman" w:cs="Times New Roman"/>
+          <w:b/>
+          <w:bCs/>
+          <w:sz w:val="28"/>
+          <w:szCs w:val="28"/>
+          <w:lang w:val="en-US"/>
+        </w:rPr>
+        <w:t>{</w:t>
+      </w:r>
+      <w:proofErr w:type="spellStart"/>
+      <w:r>
+        <w:rPr>
+          <w:rFonts w:ascii="Times New Roman" w:hAnsi="Times New Roman" w:cs="Times New Roman"/>
+          <w:b/>
+          <w:bCs/>
+          <w:sz w:val="28"/>
+          <w:szCs w:val="28"/>
+          <w:lang w:val="en-US"/>
+        </w:rPr>
+        <w:t>rahbar</w:t>
+      </w:r>
+      <w:proofErr w:type="spellEnd"/>
+      <w:r>
+        <w:rPr>
+          <w:rFonts w:ascii="Times New Roman" w:hAnsi="Times New Roman" w:cs="Times New Roman"/>
+          <w:b/>
+          <w:bCs/>
+          <w:sz w:val="28"/>
+          <w:szCs w:val="28"/>
+          <w:lang w:val="en-US"/>
+        </w:rPr>
+        <w:t>}</w:t>
+      </w:r>
     </w:p>
     <w:sectPr>
       <w:headerReference w:type="default" r:id="rId6"/>
       <w:footerReference w:type="default" r:id="rId7"/>
       <w:pgSz w:w="11906" w:h="16838"/>
-      <w:pgMar w:top="1134" w:right="850" w:bottom="1134" w:left="1701" w:header="708" w:footer="708" w:gutter="0"/>
+      <w:pgMar w:top="1134" w:right="850" w:bottom="1134" w:left="993" w:header="708" w:footer="708" w:gutter="0"/>
       <w:cols w:space="708"/>
       <w:docGrid w:linePitch="360"/>
     </w:sectPr>
@@ -3308,28 +3078,70 @@
 </w:document>
 </file>
 
+<file path=word/endnotes.xml><?xml version="1.0" encoding="utf-8"?>
+<w:endnotes xmlns:wpc="http://schemas.microsoft.com/office/word/2010/wordprocessingCanvas" xmlns:cx="http://schemas.microsoft.com/office/drawing/2014/chartex" xmlns:cx1="http://schemas.microsoft.com/office/drawing/2015/9/8/chartex" xmlns:cx2="http://schemas.microsoft.com/office/drawing/2015/10/21/chartex" xmlns:cx3="http://schemas.microsoft.com/office/drawing/2016/5/9/chartex" xmlns:cx4="http://schemas.microsoft.com/office/drawing/2016/5/10/chartex" xmlns:cx5="http://schemas.microsoft.com/office/drawing/2016/5/11/chartex" xmlns:cx6="http://schemas.microsoft.com/office/drawing/2016/5/12/chartex" xmlns:cx7="http://schemas.microsoft.com/office/drawing/2016/5/13/chartex" xmlns:cx8="http://schemas.microsoft.com/office/drawing/2016/5/14/chartex" xmlns:mc="http://schemas.openxmlformats.org/markup-compatibility/2006" xmlns:aink="http://schemas.microsoft.com/office/drawing/2016/ink" xmlns:am3d="http://schemas.microsoft.com/office/drawing/2017/model3d" xmlns:o="urn:schemas-microsoft-com:office:office" xmlns:r="http://schemas.openxmlformats.org/officeDocument/2006/relationships" xmlns:m="http://schemas.openxmlformats.org/officeDocument/2006/math" xmlns:v="urn:schemas-microsoft-com:vml" xmlns:wp14="http://schemas.microsoft.com/office/word/2010/wordprocessingDrawing" xmlns:wp="http://schemas.openxmlformats.org/drawingml/2006/wordprocessingDrawing" xmlns:w10="urn:schemas-microsoft-com:office:word" xmlns:w="http://schemas.openxmlformats.org/wordprocessingml/2006/main" xmlns:w14="http://schemas.microsoft.com/office/word/2010/wordml" xmlns:w15="http://schemas.microsoft.com/office/word/2012/wordml" xmlns:w16cex="http://schemas.microsoft.com/office/word/2018/wordml/cex" xmlns:w16cid="http://schemas.microsoft.com/office/word/2016/wordml/cid" xmlns:w16="http://schemas.microsoft.com/office/word/2018/wordml" xmlns:w16se="http://schemas.microsoft.com/office/word/2015/wordml/symex" xmlns:wpg="http://schemas.microsoft.com/office/word/2010/wordprocessingGroup" xmlns:wpi="http://schemas.microsoft.com/office/word/2010/wordprocessingInk" xmlns:wne="http://schemas.microsoft.com/office/word/2006/wordml" xmlns:wps="http://schemas.microsoft.com/office/word/2010/wordprocessingShape" mc:Ignorable="w14 w15 w16se w16cid w16 w16cex wp14">
+  <w:endnote w:type="separator" w:id="-1">
+    <w:p>
+      <w:pPr>
+        <w:spacing w:after="0" w:line="240" w:lineRule="auto"/>
+      </w:pPr>
+      <w:r>
+        <w:separator/>
+      </w:r>
+    </w:p>
+  </w:endnote>
+  <w:endnote w:type="continuationSeparator" w:id="0">
+    <w:p>
+      <w:pPr>
+        <w:spacing w:after="0" w:line="240" w:lineRule="auto"/>
+      </w:pPr>
+      <w:r>
+        <w:continuationSeparator/>
+      </w:r>
+    </w:p>
+  </w:endnote>
+</w:endnotes>
+</file>
+
 <file path=word/footer1.xml><?xml version="1.0" encoding="utf-8"?>
-<w:ftr xmlns:m="http://schemas.openxmlformats.org/officeDocument/2006/math" xmlns:mc="http://schemas.openxmlformats.org/markup-compatibility/2006" xmlns:mo="http://schemas.microsoft.com/office/mac/office/2008/main" xmlns:mv="urn:schemas-microsoft-com:mac:vml" xmlns:o="urn:schemas-microsoft-com:office:office" xmlns:r="http://schemas.openxmlformats.org/officeDocument/2006/relationships" xmlns:v="urn:schemas-microsoft-com:vml" xmlns:w10="urn:schemas-microsoft-com:office:word" xmlns:w14="http://schemas.microsoft.com/office/word/2010/wordml" xmlns:w="http://schemas.openxmlformats.org/wordprocessingml/2006/main" xmlns:wne="http://schemas.microsoft.com/office/word/2006/wordml" xmlns:wp14="http://schemas.microsoft.com/office/word/2010/wordprocessingDrawing" xmlns:wp="http://schemas.openxmlformats.org/drawingml/2006/wordprocessingDrawing" xmlns:wpc="http://schemas.microsoft.com/office/word/2010/wordprocessingCanvas" xmlns:wpg="http://schemas.microsoft.com/office/word/2010/wordprocessingGroup" xmlns:wpi="http://schemas.microsoft.com/office/word/2010/wordprocessingInk" xmlns:wps="http://schemas.microsoft.com/office/word/2010/wordprocessingShape" mc:Ignorable="w14 wp14">
-  <w:p>
-    <w:pPr>
-      <w:pStyle w:val="Footer"/>
-    </w:pPr>
-  </w:p>
+<w:ftr xmlns:wpc="http://schemas.microsoft.com/office/word/2010/wordprocessingCanvas" xmlns:cx="http://schemas.microsoft.com/office/drawing/2014/chartex" xmlns:cx1="http://schemas.microsoft.com/office/drawing/2015/9/8/chartex" xmlns:cx2="http://schemas.microsoft.com/office/drawing/2015/10/21/chartex" xmlns:cx3="http://schemas.microsoft.com/office/drawing/2016/5/9/chartex" xmlns:cx4="http://schemas.microsoft.com/office/drawing/2016/5/10/chartex" xmlns:cx5="http://schemas.microsoft.com/office/drawing/2016/5/11/chartex" xmlns:cx6="http://schemas.microsoft.com/office/drawing/2016/5/12/chartex" xmlns:cx7="http://schemas.microsoft.com/office/drawing/2016/5/13/chartex" xmlns:cx8="http://schemas.microsoft.com/office/drawing/2016/5/14/chartex" xmlns:mc="http://schemas.openxmlformats.org/markup-compatibility/2006" xmlns:aink="http://schemas.microsoft.com/office/drawing/2016/ink" xmlns:am3d="http://schemas.microsoft.com/office/drawing/2017/model3d" xmlns:o="urn:schemas-microsoft-com:office:office" xmlns:r="http://schemas.openxmlformats.org/officeDocument/2006/relationships" xmlns:m="http://schemas.openxmlformats.org/officeDocument/2006/math" xmlns:v="urn:schemas-microsoft-com:vml" xmlns:wp14="http://schemas.microsoft.com/office/word/2010/wordprocessingDrawing" xmlns:wp="http://schemas.openxmlformats.org/drawingml/2006/wordprocessingDrawing" xmlns:w10="urn:schemas-microsoft-com:office:word" xmlns:w="http://schemas.openxmlformats.org/wordprocessingml/2006/main" xmlns:w14="http://schemas.microsoft.com/office/word/2010/wordml" xmlns:w15="http://schemas.microsoft.com/office/word/2012/wordml" xmlns:w16cex="http://schemas.microsoft.com/office/word/2018/wordml/cex" xmlns:w16cid="http://schemas.microsoft.com/office/word/2016/wordml/cid" xmlns:w16="http://schemas.microsoft.com/office/word/2018/wordml" xmlns:w16se="http://schemas.microsoft.com/office/word/2015/wordml/symex" xmlns:wpg="http://schemas.microsoft.com/office/word/2010/wordprocessingGroup" xmlns:wpi="http://schemas.microsoft.com/office/word/2010/wordprocessingInk" xmlns:wne="http://schemas.microsoft.com/office/word/2006/wordml" xmlns:wps="http://schemas.microsoft.com/office/word/2010/wordprocessingShape" mc:Ignorable="w14 w15 w16se w16cid w16 w16cex wp14">
+  <w:p/>
 </w:ftr>
 </file>
 
+<file path=word/footnotes.xml><?xml version="1.0" encoding="utf-8"?>
+<w:footnotes xmlns:wpc="http://schemas.microsoft.com/office/word/2010/wordprocessingCanvas" xmlns:cx="http://schemas.microsoft.com/office/drawing/2014/chartex" xmlns:cx1="http://schemas.microsoft.com/office/drawing/2015/9/8/chartex" xmlns:cx2="http://schemas.microsoft.com/office/drawing/2015/10/21/chartex" xmlns:cx3="http://schemas.microsoft.com/office/drawing/2016/5/9/chartex" xmlns:cx4="http://schemas.microsoft.com/office/drawing/2016/5/10/chartex" xmlns:cx5="http://schemas.microsoft.com/office/drawing/2016/5/11/chartex" xmlns:cx6="http://schemas.microsoft.com/office/drawing/2016/5/12/chartex" xmlns:cx7="http://schemas.microsoft.com/office/drawing/2016/5/13/chartex" xmlns:cx8="http://schemas.microsoft.com/office/drawing/2016/5/14/chartex" xmlns:mc="http://schemas.openxmlformats.org/markup-compatibility/2006" xmlns:aink="http://schemas.microsoft.com/office/drawing/2016/ink" xmlns:am3d="http://schemas.microsoft.com/office/drawing/2017/model3d" xmlns:o="urn:schemas-microsoft-com:office:office" xmlns:r="http://schemas.openxmlformats.org/officeDocument/2006/relationships" xmlns:m="http://schemas.openxmlformats.org/officeDocument/2006/math" xmlns:v="urn:schemas-microsoft-com:vml" xmlns:wp14="http://schemas.microsoft.com/office/word/2010/wordprocessingDrawing" xmlns:wp="http://schemas.openxmlformats.org/drawingml/2006/wordprocessingDrawing" xmlns:w10="urn:schemas-microsoft-com:office:word" xmlns:w="http://schemas.openxmlformats.org/wordprocessingml/2006/main" xmlns:w14="http://schemas.microsoft.com/office/word/2010/wordml" xmlns:w15="http://schemas.microsoft.com/office/word/2012/wordml" xmlns:w16cex="http://schemas.microsoft.com/office/word/2018/wordml/cex" xmlns:w16cid="http://schemas.microsoft.com/office/word/2016/wordml/cid" xmlns:w16="http://schemas.microsoft.com/office/word/2018/wordml" xmlns:w16se="http://schemas.microsoft.com/office/word/2015/wordml/symex" xmlns:wpg="http://schemas.microsoft.com/office/word/2010/wordprocessingGroup" xmlns:wpi="http://schemas.microsoft.com/office/word/2010/wordprocessingInk" xmlns:wne="http://schemas.microsoft.com/office/word/2006/wordml" xmlns:wps="http://schemas.microsoft.com/office/word/2010/wordprocessingShape" mc:Ignorable="w14 w15 w16se w16cid w16 w16cex wp14">
+  <w:footnote w:type="separator" w:id="-1">
+    <w:p>
+      <w:pPr>
+        <w:spacing w:after="0" w:line="240" w:lineRule="auto"/>
+      </w:pPr>
+      <w:r>
+        <w:separator/>
+      </w:r>
+    </w:p>
+  </w:footnote>
+  <w:footnote w:type="continuationSeparator" w:id="0">
+    <w:p>
+      <w:pPr>
+        <w:spacing w:after="0" w:line="240" w:lineRule="auto"/>
+      </w:pPr>
+      <w:r>
+        <w:continuationSeparator/>
+      </w:r>
+    </w:p>
+  </w:footnote>
+</w:footnotes>
+</file>
+
 <file path=word/header1.xml><?xml version="1.0" encoding="utf-8"?>
-<w:hdr xmlns:m="http://schemas.openxmlformats.org/officeDocument/2006/math" xmlns:mc="http://schemas.openxmlformats.org/markup-compatibility/2006" xmlns:mo="http://schemas.microsoft.com/office/mac/office/2008/main" xmlns:mv="urn:schemas-microsoft-com:mac:vml" xmlns:o="urn:schemas-microsoft-com:office:office" xmlns:r="http://schemas.openxmlformats.org/officeDocument/2006/relationships" xmlns:v="urn:schemas-microsoft-com:vml" xmlns:w10="urn:schemas-microsoft-com:office:word" xmlns:w14="http://schemas.microsoft.com/office/word/2010/wordml" xmlns:w="http://schemas.openxmlformats.org/wordprocessingml/2006/main" xmlns:wne="http://schemas.microsoft.com/office/word/2006/wordml" xmlns:wp14="http://schemas.microsoft.com/office/word/2010/wordprocessingDrawing" xmlns:wp="http://schemas.openxmlformats.org/drawingml/2006/wordprocessingDrawing" xmlns:wpc="http://schemas.microsoft.com/office/word/2010/wordprocessingCanvas" xmlns:wpg="http://schemas.microsoft.com/office/word/2010/wordprocessingGroup" xmlns:wpi="http://schemas.microsoft.com/office/word/2010/wordprocessingInk" xmlns:wps="http://schemas.microsoft.com/office/word/2010/wordprocessingShape" mc:Ignorable="w14 wp14">
-  <w:p>
-    <w:pPr>
-      <w:pStyle w:val="Header"/>
-    </w:pPr>
-  </w:p>
+<w:hdr xmlns:wpc="http://schemas.microsoft.com/office/word/2010/wordprocessingCanvas" xmlns:cx="http://schemas.microsoft.com/office/drawing/2014/chartex" xmlns:cx1="http://schemas.microsoft.com/office/drawing/2015/9/8/chartex" xmlns:cx2="http://schemas.microsoft.com/office/drawing/2015/10/21/chartex" xmlns:cx3="http://schemas.microsoft.com/office/drawing/2016/5/9/chartex" xmlns:cx4="http://schemas.microsoft.com/office/drawing/2016/5/10/chartex" xmlns:cx5="http://schemas.microsoft.com/office/drawing/2016/5/11/chartex" xmlns:cx6="http://schemas.microsoft.com/office/drawing/2016/5/12/chartex" xmlns:cx7="http://schemas.microsoft.com/office/drawing/2016/5/13/chartex" xmlns:cx8="http://schemas.microsoft.com/office/drawing/2016/5/14/chartex" xmlns:mc="http://schemas.openxmlformats.org/markup-compatibility/2006" xmlns:aink="http://schemas.microsoft.com/office/drawing/2016/ink" xmlns:am3d="http://schemas.microsoft.com/office/drawing/2017/model3d" xmlns:o="urn:schemas-microsoft-com:office:office" xmlns:r="http://schemas.openxmlformats.org/officeDocument/2006/relationships" xmlns:m="http://schemas.openxmlformats.org/officeDocument/2006/math" xmlns:v="urn:schemas-microsoft-com:vml" xmlns:wp14="http://schemas.microsoft.com/office/word/2010/wordprocessingDrawing" xmlns:wp="http://schemas.openxmlformats.org/drawingml/2006/wordprocessingDrawing" xmlns:w10="urn:schemas-microsoft-com:office:word" xmlns:w="http://schemas.openxmlformats.org/wordprocessingml/2006/main" xmlns:w14="http://schemas.microsoft.com/office/word/2010/wordml" xmlns:w15="http://schemas.microsoft.com/office/word/2012/wordml" xmlns:w16cex="http://schemas.microsoft.com/office/word/2018/wordml/cex" xmlns:w16cid="http://schemas.microsoft.com/office/word/2016/wordml/cid" xmlns:w16="http://schemas.microsoft.com/office/word/2018/wordml" xmlns:w16se="http://schemas.microsoft.com/office/word/2015/wordml/symex" xmlns:wpg="http://schemas.microsoft.com/office/word/2010/wordprocessingGroup" xmlns:wpi="http://schemas.microsoft.com/office/word/2010/wordprocessingInk" xmlns:wne="http://schemas.microsoft.com/office/word/2006/wordml" xmlns:wps="http://schemas.microsoft.com/office/word/2010/wordprocessingShape" mc:Ignorable="w14 w15 w16se w16cid w16 w16cex wp14">
+  <w:p/>
 </w:hdr>
 </file>
 
 <file path=word/styles.xml><?xml version="1.0" encoding="utf-8"?>
-<w:styles xmlns:mc="http://schemas.openxmlformats.org/markup-compatibility/2006" xmlns:r="http://schemas.openxmlformats.org/officeDocument/2006/relationships" xmlns:w="http://schemas.openxmlformats.org/wordprocessingml/2006/main" xmlns:w14="http://schemas.microsoft.com/office/word/2010/wordml" xmlns:w15="http://schemas.microsoft.com/office/word/2012/wordml" xmlns:w16cex="http://schemas.microsoft.com/office/word/2018/wordml/cex" xmlns:w16cid="http://schemas.microsoft.com/office/word/2016/wordml/cid" xmlns:w16="http://schemas.microsoft.com/office/word/2018/wordml" xmlns:w16du="http://schemas.microsoft.com/office/word/2023/wordml/word16du" xmlns:w16sdtdh="http://schemas.microsoft.com/office/word/2020/wordml/sdtdatahash" xmlns:w16sdtfl="http://schemas.microsoft.com/office/word/2024/wordml/sdtformatlock" xmlns:w16se="http://schemas.microsoft.com/office/word/2015/wordml/symex" mc:Ignorable="w14 w15 w16se w16cid w16 w16cex w16sdtdh w16sdtfl w16du">
+<w:styles xmlns:mc="http://schemas.openxmlformats.org/markup-compatibility/2006" xmlns:r="http://schemas.openxmlformats.org/officeDocument/2006/relationships" xmlns:w="http://schemas.openxmlformats.org/wordprocessingml/2006/main" xmlns:w14="http://schemas.microsoft.com/office/word/2010/wordml" xmlns:w15="http://schemas.microsoft.com/office/word/2012/wordml" xmlns:w16cex="http://schemas.microsoft.com/office/word/2018/wordml/cex" xmlns:w16cid="http://schemas.microsoft.com/office/word/2016/wordml/cid" xmlns:w16="http://schemas.microsoft.com/office/word/2018/wordml" xmlns:w16se="http://schemas.microsoft.com/office/word/2015/wordml/symex" mc:Ignorable="w14 w15 w16se w16cid w16 w16cex">
   <w:docDefaults>
     <w:rPrDefault>
       <w:rPr>
@@ -3723,17 +3535,17 @@
     <w:lsdException w:name="Unresolved Mention" w:semiHidden="1" w:unhideWhenUsed="1"/>
     <w:lsdException w:name="Smart Link" w:semiHidden="1" w:unhideWhenUsed="1"/>
   </w:latentStyles>
-  <w:style w:type="paragraph" w:default="1" w:styleId="Normal">
+  <w:style w:type="paragraph" w:default="1" w:styleId="a">
     <w:name w:val="Normal"/>
     <w:qFormat/>
   </w:style>
-  <w:style w:type="character" w:default="1" w:styleId="DefaultParagraphFont">
+  <w:style w:type="character" w:default="1" w:styleId="a0">
     <w:name w:val="Default Paragraph Font"/>
     <w:uiPriority w:val="1"/>
     <w:semiHidden/>
     <w:unhideWhenUsed/>
   </w:style>
-  <w:style w:type="table" w:default="1" w:styleId="TableNormal">
+  <w:style w:type="table" w:default="1" w:styleId="a1">
     <w:name w:val="Normal Table"/>
     <w:uiPriority w:val="99"/>
     <w:semiHidden/>
@@ -3748,7 +3560,7 @@
       </w:tblCellMar>
     </w:tblPr>
   </w:style>
-  <w:style w:type="numbering" w:default="1" w:styleId="NoList">
+  <w:style w:type="numbering" w:default="1" w:styleId="a2">
     <w:name w:val="No List"/>
     <w:uiPriority w:val="99"/>
     <w:semiHidden/>
